--- a/WMD Part A.docx
+++ b/WMD Part A.docx
@@ -398,6 +398,7 @@
           <w:bCs/>
           <w:lang w:val="en-US"/>
         </w:rPr>
+        <w:lastRenderedPageBreak/>
         <w:t>├── Men / Women / Kids</w:t>
       </w:r>
     </w:p>
@@ -647,6 +648,7 @@
     </w:p>
     <w:p>
       <w:r>
+        <w:lastRenderedPageBreak/>
         <w:t>Product categories (grid layout)</w:t>
       </w:r>
     </w:p>
@@ -669,7 +671,73 @@
     </w:p>
     <w:p>
       <w:r>
-        <w:t>Contact | Social Media | Links</w:t>
+        <w:t xml:space="preserve">Contact | Social Media | </w:t>
+      </w:r>
+      <w:r>
+        <w:t xml:space="preserve">Links </w:t>
+      </w:r>
+    </w:p>
+    <w:p/>
+    <w:p>
+      <w:r>
+        <w:rPr>
+          <w:noProof/>
+        </w:rPr>
+        <w:drawing>
+          <wp:anchor distT="0" distB="0" distL="114300" distR="114300" simplePos="0" relativeHeight="251659264" behindDoc="0" locked="0" layoutInCell="1" allowOverlap="1" wp14:anchorId="3EE96A9F" wp14:editId="18310ADF">
+            <wp:simplePos x="0" y="0"/>
+            <wp:positionH relativeFrom="column">
+              <wp:posOffset>-855980</wp:posOffset>
+            </wp:positionH>
+            <wp:positionV relativeFrom="paragraph">
+              <wp:posOffset>303530</wp:posOffset>
+            </wp:positionV>
+            <wp:extent cx="6370320" cy="6012815"/>
+            <wp:effectExtent l="0" t="0" r="0" b="6985"/>
+            <wp:wrapTopAndBottom/>
+            <wp:docPr id="1454026082" name="Picture 1"/>
+            <wp:cNvGraphicFramePr>
+              <a:graphicFrameLocks xmlns:a="http://schemas.openxmlformats.org/drawingml/2006/main" noChangeAspect="1"/>
+            </wp:cNvGraphicFramePr>
+            <a:graphic xmlns:a="http://schemas.openxmlformats.org/drawingml/2006/main">
+              <a:graphicData uri="http://schemas.openxmlformats.org/drawingml/2006/picture">
+                <pic:pic xmlns:pic="http://schemas.openxmlformats.org/drawingml/2006/picture">
+                  <pic:nvPicPr>
+                    <pic:cNvPr id="1454026082" name="Picture 1454026082"/>
+                    <pic:cNvPicPr/>
+                  </pic:nvPicPr>
+                  <pic:blipFill>
+                    <a:blip r:embed="rId7">
+                      <a:extLst>
+                        <a:ext uri="{28A0092B-C50C-407E-A947-70E740481C1C}">
+                          <a14:useLocalDpi xmlns:a14="http://schemas.microsoft.com/office/drawing/2010/main" val="0"/>
+                        </a:ext>
+                      </a:extLst>
+                    </a:blip>
+                    <a:stretch>
+                      <a:fillRect/>
+                    </a:stretch>
+                  </pic:blipFill>
+                  <pic:spPr>
+                    <a:xfrm>
+                      <a:off x="0" y="0"/>
+                      <a:ext cx="6370320" cy="6012815"/>
+                    </a:xfrm>
+                    <a:prstGeom prst="rect">
+                      <a:avLst/>
+                    </a:prstGeom>
+                  </pic:spPr>
+                </pic:pic>
+              </a:graphicData>
+            </a:graphic>
+            <wp14:sizeRelH relativeFrom="margin">
+              <wp14:pctWidth>0</wp14:pctWidth>
+            </wp14:sizeRelH>
+            <wp14:sizeRelV relativeFrom="margin">
+              <wp14:pctHeight>0</wp14:pctHeight>
+            </wp14:sizeRelV>
+          </wp:anchor>
+        </w:drawing>
       </w:r>
     </w:p>
     <w:p/>
@@ -1905,6 +1973,21 @@
 </file>
 
 <file path=customXml/item1.xml><?xml version="1.0" encoding="utf-8"?>
+<p:properties xmlns:p="http://schemas.microsoft.com/office/2006/metadata/properties" xmlns:xsi="http://www.w3.org/2001/XMLSchema-instance" xmlns:pc="http://schemas.microsoft.com/office/infopath/2007/PartnerControls">
+  <documentManagement/>
+</p:properties>
+</file>
+
+<file path=customXml/item2.xml><?xml version="1.0" encoding="utf-8"?>
+<?mso-contentType ?>
+<FormTemplates xmlns="http://schemas.microsoft.com/sharepoint/v3/contenttype/forms">
+  <Display>DocumentLibraryForm</Display>
+  <Edit>DocumentLibraryForm</Edit>
+  <New>DocumentLibraryForm</New>
+</FormTemplates>
+</file>
+
+<file path=customXml/item3.xml><?xml version="1.0" encoding="utf-8"?>
 <ct:contentTypeSchema xmlns:ct="http://schemas.microsoft.com/office/2006/metadata/contentType" xmlns:ma="http://schemas.microsoft.com/office/2006/metadata/properties/metaAttributes" ct:_="" ma:_="" ma:contentTypeName="Document" ma:contentTypeID="0x0101003552F4BEDB47B141A07FC8FA1A154D45" ma:contentTypeVersion="8" ma:contentTypeDescription="Create a new document." ma:contentTypeScope="" ma:versionID="593858fafc32ee8f6d84192cfaef3cbe">
   <xsd:schema xmlns:xsd="http://www.w3.org/2001/XMLSchema" xmlns:xs="http://www.w3.org/2001/XMLSchema" xmlns:p="http://schemas.microsoft.com/office/2006/metadata/properties" xmlns:ns3="7685503e-ef25-418b-9cbf-e2acf38244b1" targetNamespace="http://schemas.microsoft.com/office/2006/metadata/properties" ma:root="true" ma:fieldsID="135ed4b0c263508e2d4779c674c3974d" ns3:_="">
     <xsd:import namespace="7685503e-ef25-418b-9cbf-e2acf38244b1"/>
@@ -2074,29 +2157,11 @@
 </ct:contentTypeSchema>
 </file>
 
-<file path=customXml/item2.xml><?xml version="1.0" encoding="utf-8"?>
-<?mso-contentType ?>
-<FormTemplates xmlns="http://schemas.microsoft.com/sharepoint/v3/contenttype/forms">
-  <Display>DocumentLibraryForm</Display>
-  <Edit>DocumentLibraryForm</Edit>
-  <New>DocumentLibraryForm</New>
-</FormTemplates>
-</file>
-
-<file path=customXml/item3.xml><?xml version="1.0" encoding="utf-8"?>
-<p:properties xmlns:p="http://schemas.microsoft.com/office/2006/metadata/properties" xmlns:xsi="http://www.w3.org/2001/XMLSchema-instance" xmlns:pc="http://schemas.microsoft.com/office/infopath/2007/PartnerControls">
-  <documentManagement/>
-</p:properties>
-</file>
-
 <file path=customXml/itemProps1.xml><?xml version="1.0" encoding="utf-8"?>
-<ds:datastoreItem xmlns:ds="http://schemas.openxmlformats.org/officeDocument/2006/customXml" ds:itemID="{0678DAB8-335B-43D8-B848-E460A140F83C}">
+<ds:datastoreItem xmlns:ds="http://schemas.openxmlformats.org/officeDocument/2006/customXml" ds:itemID="{070D534E-45B6-43DB-8A95-18F3BCC1799C}">
   <ds:schemaRefs>
-    <ds:schemaRef ds:uri="http://schemas.microsoft.com/office/2006/metadata/contentType"/>
-    <ds:schemaRef ds:uri="http://schemas.microsoft.com/office/2006/metadata/properties/metaAttributes"/>
+    <ds:schemaRef ds:uri="http://schemas.microsoft.com/office/2006/metadata/properties"/>
     <ds:schemaRef ds:uri="http://www.w3.org/2000/xmlns/"/>
-    <ds:schemaRef ds:uri="http://www.w3.org/2001/XMLSchema"/>
-    <ds:schemaRef ds:uri="7685503e-ef25-418b-9cbf-e2acf38244b1"/>
   </ds:schemaRefs>
 </ds:datastoreItem>
 </file>
@@ -2110,10 +2175,13 @@
 </file>
 
 <file path=customXml/itemProps3.xml><?xml version="1.0" encoding="utf-8"?>
-<ds:datastoreItem xmlns:ds="http://schemas.openxmlformats.org/officeDocument/2006/customXml" ds:itemID="{070D534E-45B6-43DB-8A95-18F3BCC1799C}">
+<ds:datastoreItem xmlns:ds="http://schemas.openxmlformats.org/officeDocument/2006/customXml" ds:itemID="{0678DAB8-335B-43D8-B848-E460A140F83C}">
   <ds:schemaRefs>
-    <ds:schemaRef ds:uri="http://schemas.microsoft.com/office/2006/metadata/properties"/>
+    <ds:schemaRef ds:uri="http://schemas.microsoft.com/office/2006/metadata/contentType"/>
+    <ds:schemaRef ds:uri="http://schemas.microsoft.com/office/2006/metadata/properties/metaAttributes"/>
     <ds:schemaRef ds:uri="http://www.w3.org/2000/xmlns/"/>
+    <ds:schemaRef ds:uri="http://www.w3.org/2001/XMLSchema"/>
+    <ds:schemaRef ds:uri="7685503e-ef25-418b-9cbf-e2acf38244b1"/>
   </ds:schemaRefs>
 </ds:datastoreItem>
 </file>